--- a/XRComm_FCS_platform/Wideband_Quickstart.docx
+++ b/XRComm_FCS_platform/Wideband_Quickstart.docx
@@ -165,7 +165,7 @@
                 <w:bCs/>
                 <w:b/>
               </w:rPr>
-              <w:t xml:space="preserve">FlexServer</w:t>
+              <w:t xml:space="preserve">FlexCompute Server</w:t>
             </w:r>
           </w:p>
         </w:tc>
@@ -207,7 +207,7 @@
               <w:jc w:val="left"/>
             </w:pPr>
             <w:r>
-              <w:t xml:space="preserve">Any machine (including the FlexServer itself) from which you run the Python gRPC control client to operate the platform.</w:t>
+              <w:t xml:space="preserve">Any machine (including the FlexCompute Server itself) from which you run the Python gRPC control client to operate the platform.</w:t>
             </w:r>
           </w:p>
         </w:tc>
@@ -450,7 +450,7 @@
         <w:pStyle w:val="FirstParagraph"/>
       </w:pPr>
       <w:r>
-        <w:t xml:space="preserve">The platform operates as a set of background services on the FlexServer. Remote or local clients can control the system over the network using a Python gRPC client.</w:t>
+        <w:t xml:space="preserve">The platform operates as a set of background services on the FlexCompute Server. Remote or local clients can control the system over the network using a Python gRPC client.</w:t>
       </w:r>
     </w:p>
     <w:p>
@@ -650,7 +650,7 @@
         <w:t xml:space="preserve"> </w:t>
       </w:r>
       <w:r>
-        <w:t xml:space="preserve">or on the FlexServer itself) connects to the Control Service over TCP port 50051.</w:t>
+        <w:t xml:space="preserve">or on the FlexCompute Server itself) connects to the Control Service over TCP port 50051.</w:t>
       </w:r>
     </w:p>
     <w:bookmarkStart w:id="21" w:name="playback-hardware-separation"/>
@@ -692,7 +692,7 @@
         <w:t xml:space="preserve">xrcomm_playback</w:t>
       </w:r>
       <w:r>
-        <w:t xml:space="preserve">) operates as a high-rate transmitter (pacing IQ samples to DPDK at wire-rate). To prevent host resource contention (such as CPU context switches, PCIe bus saturation, or memory channel exhaustion) with the platform receiver on the FlexServer,</w:t>
+        <w:t xml:space="preserve">) operates as a high-rate transmitter (pacing IQ samples to DPDK at wire-rate). To prevent host resource contention (such as CPU context switches, PCIe bus saturation, or memory channel exhaustion) with the platform receiver on the FlexCompute Server,</w:t>
       </w:r>
       <w:r>
         <w:t xml:space="preserve"> </w:t>
@@ -705,7 +705,7 @@
         <w:t xml:space="preserve">the Playback Engine and its Control Server must run on a separate server machine</w:t>
       </w:r>
       <w:r>
-        <w:t xml:space="preserve">. Do not execute the playback engine on the FlexServer in production.</w:t>
+        <w:t xml:space="preserve">. Do not execute the playback engine on the FlexCompute Server in production.</w:t>
       </w:r>
     </w:p>
     <w:bookmarkEnd w:id="21"/>
@@ -1053,7 +1053,7 @@
         <w:pStyle w:val="FirstParagraph"/>
       </w:pPr>
       <w:r>
-        <w:t xml:space="preserve">Transfer the tarball to your FlexServer and extract it:</w:t>
+        <w:t xml:space="preserve">Transfer the tarball to your FlexCompute Server and extract it:</w:t>
       </w:r>
     </w:p>
     <w:p>
@@ -1783,7 +1783,7 @@
         <w:t xml:space="preserve">Client Machine</w:t>
       </w:r>
       <w:r>
-        <w:t xml:space="preserve">) that has network access to the FlexServer:</w:t>
+        <w:t xml:space="preserve">) that has network access to the FlexCompute Server:</w:t>
       </w:r>
     </w:p>
     <w:p>
@@ -1799,7 +1799,7 @@
           <w:bCs/>
           <w:b/>
         </w:rPr>
-        <w:t xml:space="preserve">From the FlexServer itself</w:t>
+        <w:t xml:space="preserve">From the FlexCompute Server itself</w:t>
       </w:r>
       <w:r>
         <w:t xml:space="preserve"> </w:t>
@@ -1899,7 +1899,7 @@
         <w:pStyle w:val="FirstParagraph"/>
       </w:pPr>
       <w:r>
-        <w:t xml:space="preserve">The installer already generates the protobuf Python bindings on the FlexServer. If you are setting up the client on a separate machine, copy the</w:t>
+        <w:t xml:space="preserve">The installer already generates the protobuf Python bindings on the FlexCompute Server. If you are setting up the client on a separate machine, copy the</w:t>
       </w:r>
       <w:r>
         <w:t xml:space="preserve"> </w:t>
@@ -2142,7 +2142,7 @@
         <w:t xml:space="preserve"> </w:t>
       </w:r>
       <w:r>
-        <w:t xml:space="preserve">with the IP address of your FlexServer (use</w:t>
+        <w:t xml:space="preserve">with the IP address of your FlexCompute Server (use</w:t>
       </w:r>
       <w:r>
         <w:t xml:space="preserve"> </w:t>
@@ -4503,7 +4503,7 @@
         <w:t xml:space="preserve"> </w:t>
       </w:r>
       <w:r>
-        <w:t xml:space="preserve">before playback. Set it to the MAC address of the FlexServer receive NIC port that is physically cabled to the playback transmit port.</w:t>
+        <w:t xml:space="preserve">before playback. Set it to the MAC address of the FlexCompute Server receive NIC port that is physically cabled to the playback transmit port.</w:t>
       </w:r>
     </w:p>
     <w:bookmarkEnd w:id="42"/>
@@ -4962,7 +4962,7 @@
         <w:t xml:space="preserve"> </w:t>
       </w:r>
       <w:r>
-        <w:t xml:space="preserve">for the FlexServer. They are typically set up once during initial server provisioning. If the platform fails to start or behaves unexpectedly, verify these settings first.</w:t>
+        <w:t xml:space="preserve">for the FlexCompute Server. They are typically set up once during initial server provisioning. If the platform fails to start or behaves unexpectedly, verify these settings first.</w:t>
       </w:r>
     </w:p>
     <w:bookmarkStart w:id="49" w:name="dependency-version-check-table"/>
@@ -5721,7 +5721,7 @@
         </w:numPr>
       </w:pPr>
       <w:r>
-        <w:t xml:space="preserve">Select the FlexServer receive NIC ports that are physically connected to the RF/playback source, then use their MAC addresses when configuring receive/playback peers.</w:t>
+        <w:t xml:space="preserve">Select the FlexCompute Server receive NIC ports that are physically connected to the RF/playback source, then use their MAC addresses when configuring receive/playback peers.</w:t>
       </w:r>
     </w:p>
     <w:p>
